--- a/apps/api/src/modules/notes/investment-note-certificate/templates/islamic-investment-note-certificate-v1.docx
+++ b/apps/api/src/modules/notes/investment-note-certificate/templates/islamic-investment-note-certificate-v1.docx
@@ -2567,6 +2567,22 @@
         <w:t>INVESTOR ALLOCATION</w:t>
       </w:r>
     </w:p>
+    <w:p>
+      <w:pPr>
+        <w:spacing w:before="0" w:after="0" w:line="20" w:lineRule="exact"/>
+        <w:rPr>
+          <w:vanish/>
+          <w:sz w:val="2"/>
+        </w:rPr>
+      </w:pPr>
+      <w:r>
+        <w:rPr>
+          <w:vanish/>
+          <w:sz w:val="2"/>
+        </w:rPr>
+        <w:t>{^isIssuerAudience}</w:t>
+      </w:r>
+    </w:p>
     <w:tbl>
       <w:tblPr>
         <w:tblW w:w="9240" w:type="dxa"/>
@@ -3024,6 +3040,464 @@
         </w:tc>
       </w:tr>
     </w:tbl>
+    <w:p>
+      <w:pPr>
+        <w:spacing w:before="0" w:after="0" w:line="20" w:lineRule="exact"/>
+        <w:rPr>
+          <w:vanish/>
+          <w:sz w:val="2"/>
+        </w:rPr>
+      </w:pPr>
+      <w:r>
+        <w:rPr>
+          <w:vanish/>
+          <w:sz w:val="2"/>
+        </w:rPr>
+        <w:t>{/isIssuerAudience}</w:t>
+      </w:r>
+    </w:p>
+    <w:p>
+      <w:pPr>
+        <w:spacing w:before="0" w:after="0" w:line="20" w:lineRule="exact"/>
+        <w:rPr>
+          <w:vanish/>
+          <w:sz w:val="2"/>
+        </w:rPr>
+      </w:pPr>
+      <w:r>
+        <w:rPr>
+          <w:vanish/>
+          <w:sz w:val="2"/>
+        </w:rPr>
+        <w:t>{#isIssuerAudience}</w:t>
+      </w:r>
+    </w:p>
+    <w:tbl>
+      <w:tblPr>
+        <w:tblW w:w="9240" w:type="dxa"/>
+        <w:tblInd w:w="120" w:type="dxa"/>
+        <w:tblBorders>
+          <w:top w:val="single" w:sz="5" w:space="0" w:color="D4D4D4"/>
+          <w:left w:val="single" w:sz="5" w:space="0" w:color="D4D4D4"/>
+          <w:bottom w:val="single" w:sz="5" w:space="0" w:color="D4D4D4"/>
+          <w:right w:val="single" w:sz="5" w:space="0" w:color="D4D4D4"/>
+          <w:insideH w:val="single" w:sz="5" w:space="0" w:color="D4D4D4"/>
+          <w:insideV w:val="single" w:sz="5" w:space="0" w:color="D4D4D4"/>
+        </w:tblBorders>
+        <w:tblLayout w:type="fixed"/>
+        <w:tblLook w:val="04A0" w:firstRow="1" w:lastRow="0" w:firstColumn="1" w:lastColumn="0" w:noHBand="0" w:noVBand="1"/>
+      </w:tblPr>
+      <w:tblGrid>
+        <w:gridCol w:w="450"/>
+        <w:gridCol w:w="2500"/>
+        <w:gridCol w:w="1620"/>
+        <w:gridCol w:w="850"/>
+        <w:gridCol w:w="1840"/>
+        <w:gridCol w:w="1980"/>
+      </w:tblGrid>
+      <w:tr>
+        <w:trPr>
+          <w:tblHeader/>
+        </w:trPr>
+        <w:tc>
+          <w:tcPr>
+            <w:tcW w:w="450" w:type="dxa"/>
+            <w:shd w:val="clear" w:color="auto" w:fill="7F151A"/>
+            <w:tcMar>
+              <w:top w:w="70" w:type="dxa"/>
+              <w:left w:w="115" w:type="dxa"/>
+              <w:bottom w:w="70" w:type="dxa"/>
+              <w:right w:w="115" w:type="dxa"/>
+            </w:tcMar>
+            <w:vAlign w:val="center"/>
+          </w:tcPr>
+          <w:p>
+            <w:r>
+              <w:rPr>
+                <w:rFonts w:ascii="Arial" w:hAnsi="Arial"/>
+                <w:b/>
+                <w:color w:val="FFFFFF"/>
+                <w:sz w:val="13"/>
+              </w:rPr>
+              <w:t>No.</w:t>
+            </w:r>
+          </w:p>
+        </w:tc>
+        <w:tc>
+          <w:tcPr>
+            <w:tcW w:w="2500" w:type="dxa"/>
+            <w:shd w:val="clear" w:color="auto" w:fill="7F151A"/>
+            <w:tcMar>
+              <w:top w:w="70" w:type="dxa"/>
+              <w:left w:w="115" w:type="dxa"/>
+              <w:bottom w:w="70" w:type="dxa"/>
+              <w:right w:w="115" w:type="dxa"/>
+            </w:tcMar>
+            <w:vAlign w:val="center"/>
+          </w:tcPr>
+          <w:p>
+            <w:r>
+              <w:rPr>
+                <w:rFonts w:ascii="Arial" w:hAnsi="Arial"/>
+                <w:b/>
+                <w:color w:val="FFFFFF"/>
+                <w:sz w:val="13"/>
+              </w:rPr>
+              <w:t>Investor ID</w:t>
+            </w:r>
+          </w:p>
+        </w:tc>
+        <w:tc>
+          <w:tcPr>
+            <w:tcW w:w="1620" w:type="dxa"/>
+            <w:shd w:val="clear" w:color="auto" w:fill="7F151A"/>
+            <w:tcMar>
+              <w:top w:w="70" w:type="dxa"/>
+              <w:left w:w="115" w:type="dxa"/>
+              <w:bottom w:w="70" w:type="dxa"/>
+              <w:right w:w="115" w:type="dxa"/>
+            </w:tcMar>
+            <w:vAlign w:val="center"/>
+          </w:tcPr>
+          <w:p>
+            <w:pPr>
+              <w:jc w:val="right"/>
+            </w:pPr>
+            <w:r>
+              <w:rPr>
+                <w:rFonts w:ascii="Arial" w:hAnsi="Arial"/>
+                <w:b/>
+                <w:color w:val="FFFFFF"/>
+                <w:sz w:val="13"/>
+              </w:rPr>
+              <w:t>Principal (RM)</w:t>
+            </w:r>
+          </w:p>
+        </w:tc>
+        <w:tc>
+          <w:tcPr>
+            <w:tcW w:w="850" w:type="dxa"/>
+            <w:shd w:val="clear" w:color="auto" w:fill="7F151A"/>
+            <w:tcMar>
+              <w:top w:w="70" w:type="dxa"/>
+              <w:left w:w="115" w:type="dxa"/>
+              <w:bottom w:w="70" w:type="dxa"/>
+              <w:right w:w="115" w:type="dxa"/>
+            </w:tcMar>
+            <w:vAlign w:val="center"/>
+          </w:tcPr>
+          <w:p>
+            <w:pPr>
+              <w:jc w:val="right"/>
+            </w:pPr>
+            <w:r>
+              <w:rPr>
+                <w:rFonts w:ascii="Arial" w:hAnsi="Arial"/>
+                <w:b/>
+                <w:color w:val="FFFFFF"/>
+                <w:sz w:val="13"/>
+              </w:rPr>
+              <w:t>Share %</w:t>
+            </w:r>
+          </w:p>
+        </w:tc>
+        <w:tc>
+          <w:tcPr>
+            <w:tcW w:w="1840" w:type="dxa"/>
+            <w:shd w:val="clear" w:color="auto" w:fill="7F151A"/>
+            <w:tcMar>
+              <w:top w:w="70" w:type="dxa"/>
+              <w:left w:w="115" w:type="dxa"/>
+              <w:bottom w:w="70" w:type="dxa"/>
+              <w:right w:w="115" w:type="dxa"/>
+            </w:tcMar>
+            <w:vAlign w:val="center"/>
+          </w:tcPr>
+          <w:p>
+            <w:pPr>
+              <w:jc w:val="right"/>
+            </w:pPr>
+            <w:r>
+              <w:rPr>
+                <w:rFonts w:ascii="Arial" w:hAnsi="Arial"/>
+                <w:b/>
+                <w:color w:val="FFFFFF"/>
+                <w:sz w:val="13"/>
+              </w:rPr>
+              <w:t>Expected Profit (RM)</w:t>
+            </w:r>
+          </w:p>
+        </w:tc>
+        <w:tc>
+          <w:tcPr>
+            <w:tcW w:w="1980" w:type="dxa"/>
+            <w:shd w:val="clear" w:color="auto" w:fill="7F151A"/>
+            <w:tcMar>
+              <w:top w:w="70" w:type="dxa"/>
+              <w:left w:w="115" w:type="dxa"/>
+              <w:bottom w:w="70" w:type="dxa"/>
+              <w:right w:w="115" w:type="dxa"/>
+            </w:tcMar>
+            <w:vAlign w:val="center"/>
+          </w:tcPr>
+          <w:p>
+            <w:pPr>
+              <w:jc w:val="right"/>
+            </w:pPr>
+            <w:r>
+              <w:rPr>
+                <w:rFonts w:ascii="Arial" w:hAnsi="Arial"/>
+                <w:b/>
+                <w:color w:val="FFFFFF"/>
+                <w:sz w:val="13"/>
+              </w:rPr>
+              <w:t>Total payable (RM)</w:t>
+            </w:r>
+          </w:p>
+        </w:tc>
+      </w:tr>
+      <w:tr>
+        <w:tc>
+          <w:tcPr>
+            <w:tcW w:w="450" w:type="dxa"/>
+          </w:tcPr>
+          <w:p>
+            <w:pPr>
+              <w:jc w:val="center"/>
+            </w:pPr>
+            <w:r>
+              <w:rPr>
+                <w:rFonts w:ascii="Arial" w:hAnsi="Arial"/>
+                <w:color w:val="666666"/>
+                <w:sz w:val="13"/>
+              </w:rPr>
+              <w:t>{#investors}{rowNumber}</w:t>
+            </w:r>
+          </w:p>
+        </w:tc>
+        <w:tc>
+          <w:tcPr>
+            <w:tcW w:w="2500" w:type="dxa"/>
+          </w:tcPr>
+          <w:p>
+            <w:r>
+              <w:rPr>
+                <w:rFonts w:ascii="Arial" w:hAnsi="Arial"/>
+                <w:color w:val="666666"/>
+                <w:sz w:val="13"/>
+              </w:rPr>
+              <w:t>{investorId}</w:t>
+            </w:r>
+          </w:p>
+        </w:tc>
+        <w:tc>
+          <w:tcPr>
+            <w:tcW w:w="1620" w:type="dxa"/>
+          </w:tcPr>
+          <w:p>
+            <w:pPr>
+              <w:jc w:val="right"/>
+            </w:pPr>
+            <w:r>
+              <w:rPr>
+                <w:rFonts w:ascii="Arial" w:hAnsi="Arial"/>
+                <w:color w:val="222222"/>
+                <w:sz w:val="13"/>
+              </w:rPr>
+              <w:t>{principal}</w:t>
+            </w:r>
+          </w:p>
+        </w:tc>
+        <w:tc>
+          <w:tcPr>
+            <w:tcW w:w="850" w:type="dxa"/>
+          </w:tcPr>
+          <w:p>
+            <w:pPr>
+              <w:jc w:val="right"/>
+            </w:pPr>
+            <w:r>
+              <w:rPr>
+                <w:rFonts w:ascii="Arial" w:hAnsi="Arial"/>
+                <w:color w:val="222222"/>
+                <w:sz w:val="13"/>
+              </w:rPr>
+              <w:t>{sharePercent}</w:t>
+            </w:r>
+          </w:p>
+        </w:tc>
+        <w:tc>
+          <w:tcPr>
+            <w:tcW w:w="1840" w:type="dxa"/>
+          </w:tcPr>
+          <w:p>
+            <w:pPr>
+              <w:jc w:val="right"/>
+            </w:pPr>
+            <w:r>
+              <w:rPr>
+                <w:rFonts w:ascii="Arial" w:hAnsi="Arial"/>
+                <w:color w:val="222222"/>
+                <w:sz w:val="13"/>
+              </w:rPr>
+              <w:t>{expectedProfit}</w:t>
+            </w:r>
+          </w:p>
+        </w:tc>
+        <w:tc>
+          <w:tcPr>
+            <w:tcW w:w="1980" w:type="dxa"/>
+          </w:tcPr>
+          <w:p>
+            <w:pPr>
+              <w:jc w:val="right"/>
+            </w:pPr>
+            <w:r>
+              <w:rPr>
+                <w:rFonts w:ascii="Arial" w:hAnsi="Arial"/>
+                <w:color w:val="222222"/>
+                <w:sz w:val="13"/>
+              </w:rPr>
+              <w:t>{lineTotalPayable}{/investors}</w:t>
+            </w:r>
+          </w:p>
+        </w:tc>
+      </w:tr>
+      <w:tr>
+        <w:tc>
+          <w:tcPr>
+            <w:tcW w:w="450" w:type="dxa"/>
+            <w:shd w:val="clear" w:color="auto" w:fill="F8EDEE"/>
+          </w:tcPr>
+          <w:p>
+            <w:commentRangeStart w:id="1"/>
+          </w:p>
+        </w:tc>
+        <w:tc>
+          <w:tcPr>
+            <w:tcW w:w="2500" w:type="dxa"/>
+            <w:shd w:val="clear" w:color="auto" w:fill="F8EDEE"/>
+          </w:tcPr>
+          <w:p>
+            <w:r>
+              <w:rPr>
+                <w:rFonts w:ascii="Arial" w:hAnsi="Arial"/>
+                <w:b/>
+                <w:color w:val="7F151A"/>
+                <w:sz w:val="14"/>
+              </w:rPr>
+              <w:t>TOTAL</w:t>
+            </w:r>
+          </w:p>
+        </w:tc>
+        <w:tc>
+          <w:tcPr>
+            <w:tcW w:w="1620" w:type="dxa"/>
+            <w:shd w:val="clear" w:color="auto" w:fill="F8EDEE"/>
+          </w:tcPr>
+          <w:p>
+            <w:pPr>
+              <w:jc w:val="right"/>
+            </w:pPr>
+            <w:r>
+              <w:rPr>
+                <w:rFonts w:ascii="Arial" w:hAnsi="Arial"/>
+                <w:b/>
+                <w:color w:val="7F151A"/>
+                <w:sz w:val="14"/>
+              </w:rPr>
+              <w:t>{sumPrincipal}</w:t>
+            </w:r>
+          </w:p>
+        </w:tc>
+        <w:tc>
+          <w:tcPr>
+            <w:tcW w:w="850" w:type="dxa"/>
+            <w:shd w:val="clear" w:color="auto" w:fill="F8EDEE"/>
+          </w:tcPr>
+          <w:p>
+            <w:pPr>
+              <w:jc w:val="right"/>
+            </w:pPr>
+            <w:r>
+              <w:rPr>
+                <w:rFonts w:ascii="Arial" w:hAnsi="Arial"/>
+                <w:b/>
+                <w:color w:val="7F151A"/>
+                <w:sz w:val="14"/>
+              </w:rPr>
+              <w:t>{sumSharePercent}</w:t>
+            </w:r>
+          </w:p>
+        </w:tc>
+        <w:tc>
+          <w:tcPr>
+            <w:tcW w:w="1840" w:type="dxa"/>
+            <w:shd w:val="clear" w:color="auto" w:fill="F8EDEE"/>
+          </w:tcPr>
+          <w:p>
+            <w:pPr>
+              <w:jc w:val="right"/>
+            </w:pPr>
+            <w:r>
+              <w:rPr>
+                <w:rFonts w:ascii="Arial" w:hAnsi="Arial"/>
+                <w:b/>
+                <w:color w:val="7F151A"/>
+                <w:sz w:val="14"/>
+              </w:rPr>
+              <w:t>{sumExpectedProfit}</w:t>
+            </w:r>
+          </w:p>
+        </w:tc>
+        <w:tc>
+          <w:tcPr>
+            <w:tcW w:w="1980" w:type="dxa"/>
+            <w:shd w:val="clear" w:color="auto" w:fill="F8EDEE"/>
+          </w:tcPr>
+          <w:p>
+            <w:pPr>
+              <w:jc w:val="right"/>
+              <w:rPr>
+                <w:rFonts w:ascii="Arial" w:hAnsi="Arial"/>
+                <w:b/>
+                <w:bCs/>
+                <w:color w:val="7F151A"/>
+                <w:sz w:val="14"/>
+                <w:szCs w:val="14"/>
+              </w:rPr>
+            </w:pPr>
+            <w:r>
+              <w:rPr>
+                <w:rFonts w:ascii="Arial" w:hAnsi="Arial"/>
+                <w:b/>
+                <w:bCs/>
+                <w:color w:val="7F151A"/>
+                <w:sz w:val="14"/>
+                <w:szCs w:val="14"/>
+              </w:rPr>
+              <w:t>{sumTotalPayable}</w:t>
+            </w:r>
+          </w:p>
+        </w:tc>
+      </w:tr>
+    </w:tbl>
+    <w:p>
+      <w:pPr>
+        <w:spacing w:before="0" w:after="0" w:line="20" w:lineRule="exact"/>
+        <w:rPr>
+          <w:vanish/>
+          <w:sz w:val="2"/>
+        </w:rPr>
+      </w:pPr>
+      <w:r>
+        <w:rPr>
+          <w:vanish/>
+          <w:sz w:val="2"/>
+        </w:rPr>
+        <w:t>{/isIssuerAudience}</w:t>
+      </w:r>
+    </w:p>
     <w:p>
       <w:pPr>
         <w:keepNext/>

--- a/apps/api/src/modules/notes/investment-note-certificate/templates/islamic-investment-note-certificate-v1.docx
+++ b/apps/api/src/modules/notes/investment-note-certificate/templates/islamic-investment-note-certificate-v1.docx
@@ -382,7 +382,6 @@
                 <w:szCs w:val="17"/>
               </w:rPr>
             </w:pPr>
-            <w:commentRangeStart w:id="0"/>
             <w:r>
               <w:rPr>
                 <w:rFonts w:ascii="Arial" w:hAnsi="Arial"/>
@@ -392,7 +391,7 @@
                 <w:sz w:val="17"/>
                 <w:szCs w:val="17"/>
               </w:rPr>
-              <w:t>Issuer</w:t>
+              <w:t>{#showIssuerLegalIdentity}Issuer</w:t>
             </w:r>
           </w:p>
         </w:tc>
@@ -483,7 +482,7 @@
                 <w:sz w:val="17"/>
                 <w:szCs w:val="17"/>
               </w:rPr>
-              <w:t>{companyRegistration}</w:t>
+              <w:t>{companyRegistration}{/showIssuerLegalIdentity}</w:t>
             </w:r>
           </w:p>
         </w:tc>

--- a/apps/api/src/modules/notes/investment-note-certificate/templates/islamic-investment-note-certificate-v1.docx
+++ b/apps/api/src/modules/notes/investment-note-certificate/templates/islamic-investment-note-certificate-v1.docx
@@ -2060,7 +2060,7 @@
                 <w:sz w:val="14"/>
               </w:rPr>
               <w:br/>
-              <w:t>Name / Date: __________________</w:t>
+              <w:t>Name / Date: {signatoryNameAndDate}</w:t>
             </w:r>
           </w:p>
         </w:tc>
@@ -2076,7 +2076,7 @@
                 <w:color w:val="666666"/>
                 <w:sz w:val="14"/>
               </w:rPr>
-              <w:t>________________________</w:t>
+              <w:t>§COMPANY_STAMP_IMAGE§</w:t>
             </w:r>
             <w:r>
               <w:rPr>

--- a/apps/api/src/modules/notes/investment-note-certificate/templates/islamic-investment-note-certificate-v1.docx
+++ b/apps/api/src/modules/notes/investment-note-certificate/templates/islamic-investment-note-certificate-v1.docx
@@ -382,7 +382,6 @@
                 <w:szCs w:val="17"/>
               </w:rPr>
             </w:pPr>
-            <w:commentRangeStart w:id="0"/>
             <w:r>
               <w:rPr>
                 <w:rFonts w:ascii="Arial" w:hAnsi="Arial"/>
@@ -392,7 +391,7 @@
                 <w:sz w:val="17"/>
                 <w:szCs w:val="17"/>
               </w:rPr>
-              <w:t>Issuer</w:t>
+              <w:t>{#showIssuerLegalIdentity}Issuer</w:t>
             </w:r>
           </w:p>
         </w:tc>
@@ -483,7 +482,7 @@
                 <w:sz w:val="17"/>
                 <w:szCs w:val="17"/>
               </w:rPr>
-              <w:t>{companyRegistration}</w:t>
+              <w:t>{companyRegistration}{/showIssuerLegalIdentity}</w:t>
             </w:r>
           </w:p>
         </w:tc>
@@ -2061,7 +2060,7 @@
                 <w:sz w:val="14"/>
               </w:rPr>
               <w:br/>
-              <w:t>Name / Date: __________________</w:t>
+              <w:t>Name / Date: {signatoryNameAndDate}</w:t>
             </w:r>
           </w:p>
         </w:tc>
@@ -2077,7 +2076,7 @@
                 <w:color w:val="666666"/>
                 <w:sz w:val="14"/>
               </w:rPr>
-              <w:t>________________________</w:t>
+              <w:t>§COMPANY_STAMP_IMAGE§</w:t>
             </w:r>
             <w:r>
               <w:rPr>

--- a/apps/api/src/modules/notes/investment-note-certificate/templates/islamic-investment-note-certificate-v1.docx
+++ b/apps/api/src/modules/notes/investment-note-certificate/templates/islamic-investment-note-certificate-v1.docx
@@ -2042,7 +2042,7 @@
                 <w:color w:val="666666"/>
                 <w:sz w:val="14"/>
               </w:rPr>
-              <w:t>________________________</w:t>
+              <w:t>§SIGNATURE_IMAGE§</w:t>
             </w:r>
             <w:r>
               <w:rPr>

--- a/apps/api/src/modules/notes/investment-note-certificate/templates/islamic-investment-note-certificate-v1.docx
+++ b/apps/api/src/modules/notes/investment-note-certificate/templates/islamic-investment-note-certificate-v1.docx
@@ -2001,7 +2001,7 @@
     </w:tbl>
     <w:p>
       <w:pPr>
-        <w:spacing w:after="140"/>
+        <w:spacing w:after="50"/>
       </w:pPr>
     </w:p>
     <w:tbl>
@@ -2028,9 +2028,9 @@
           <w:tcPr>
             <w:tcW w:w="3080" w:type="dxa"/>
             <w:tcMar>
-              <w:top w:w="70" w:type="dxa"/>
-              <w:left w:w="115" w:type="dxa"/>
-              <w:bottom w:w="70" w:type="dxa"/>
+              <w:top w:w="25" w:type="dxa"/>
+              <w:left w:w="115" w:type="dxa"/>
+              <w:bottom w:w="25" w:type="dxa"/>
               <w:right w:w="115" w:type="dxa"/>
             </w:tcMar>
             <w:vAlign w:val="center"/>
@@ -2098,6 +2098,11 @@
         </w:tc>
       </w:tr>
     </w:tbl>
+    <w:p>
+      <w:r>
+        <w:br w:type="page"/>
+      </w:r>
+    </w:p>
     <w:p/>
     <w:p>
       <w:pPr>
@@ -2178,9 +2183,9 @@
           <w:tcPr>
             <w:tcW w:w="1575" w:type="dxa"/>
             <w:tcMar>
-              <w:top w:w="70" w:type="dxa"/>
-              <w:left w:w="115" w:type="dxa"/>
-              <w:bottom w:w="70" w:type="dxa"/>
+              <w:top w:w="25" w:type="dxa"/>
+              <w:left w:w="115" w:type="dxa"/>
+              <w:bottom w:w="25" w:type="dxa"/>
               <w:right w:w="115" w:type="dxa"/>
             </w:tcMar>
             <w:vAlign w:val="center"/>
@@ -2201,9 +2206,9 @@
           <w:tcPr>
             <w:tcW w:w="3045" w:type="dxa"/>
             <w:tcMar>
-              <w:top w:w="70" w:type="dxa"/>
-              <w:left w:w="115" w:type="dxa"/>
-              <w:bottom w:w="70" w:type="dxa"/>
+              <w:top w:w="25" w:type="dxa"/>
+              <w:left w:w="115" w:type="dxa"/>
+              <w:bottom w:w="25" w:type="dxa"/>
               <w:right w:w="115" w:type="dxa"/>
             </w:tcMar>
             <w:vAlign w:val="center"/>
@@ -2223,9 +2228,9 @@
           <w:tcPr>
             <w:tcW w:w="1917" w:type="dxa"/>
             <w:tcMar>
-              <w:top w:w="70" w:type="dxa"/>
-              <w:left w:w="115" w:type="dxa"/>
-              <w:bottom w:w="70" w:type="dxa"/>
+              <w:top w:w="25" w:type="dxa"/>
+              <w:left w:w="115" w:type="dxa"/>
+              <w:bottom w:w="25" w:type="dxa"/>
               <w:right w:w="115" w:type="dxa"/>
             </w:tcMar>
             <w:vAlign w:val="center"/>
@@ -2246,9 +2251,9 @@
           <w:tcPr>
             <w:tcW w:w="2703" w:type="dxa"/>
             <w:tcMar>
-              <w:top w:w="70" w:type="dxa"/>
-              <w:left w:w="115" w:type="dxa"/>
-              <w:bottom w:w="70" w:type="dxa"/>
+              <w:top w:w="25" w:type="dxa"/>
+              <w:left w:w="115" w:type="dxa"/>
+              <w:bottom w:w="25" w:type="dxa"/>
               <w:right w:w="115" w:type="dxa"/>
             </w:tcMar>
             <w:vAlign w:val="center"/>
@@ -2271,9 +2276,9 @@
             <w:tcW w:w="1575" w:type="dxa"/>
             <w:shd w:val="clear" w:color="auto" w:fill="FBF7F7"/>
             <w:tcMar>
-              <w:top w:w="70" w:type="dxa"/>
-              <w:left w:w="115" w:type="dxa"/>
-              <w:bottom w:w="70" w:type="dxa"/>
+              <w:top w:w="25" w:type="dxa"/>
+              <w:left w:w="115" w:type="dxa"/>
+              <w:bottom w:w="25" w:type="dxa"/>
               <w:right w:w="115" w:type="dxa"/>
             </w:tcMar>
             <w:vAlign w:val="center"/>
@@ -2295,9 +2300,9 @@
             <w:tcW w:w="3045" w:type="dxa"/>
             <w:shd w:val="clear" w:color="auto" w:fill="FBF7F7"/>
             <w:tcMar>
-              <w:top w:w="70" w:type="dxa"/>
-              <w:left w:w="115" w:type="dxa"/>
-              <w:bottom w:w="70" w:type="dxa"/>
+              <w:top w:w="25" w:type="dxa"/>
+              <w:left w:w="115" w:type="dxa"/>
+              <w:bottom w:w="25" w:type="dxa"/>
               <w:right w:w="115" w:type="dxa"/>
             </w:tcMar>
             <w:vAlign w:val="center"/>
@@ -2318,9 +2323,9 @@
             <w:tcW w:w="1917" w:type="dxa"/>
             <w:shd w:val="clear" w:color="auto" w:fill="FBF7F7"/>
             <w:tcMar>
-              <w:top w:w="70" w:type="dxa"/>
-              <w:left w:w="115" w:type="dxa"/>
-              <w:bottom w:w="70" w:type="dxa"/>
+              <w:top w:w="25" w:type="dxa"/>
+              <w:left w:w="115" w:type="dxa"/>
+              <w:bottom w:w="25" w:type="dxa"/>
               <w:right w:w="115" w:type="dxa"/>
             </w:tcMar>
             <w:vAlign w:val="center"/>
@@ -2342,9 +2347,9 @@
             <w:tcW w:w="2703" w:type="dxa"/>
             <w:shd w:val="clear" w:color="auto" w:fill="FBF7F7"/>
             <w:tcMar>
-              <w:top w:w="70" w:type="dxa"/>
-              <w:left w:w="115" w:type="dxa"/>
-              <w:bottom w:w="70" w:type="dxa"/>
+              <w:top w:w="25" w:type="dxa"/>
+              <w:left w:w="115" w:type="dxa"/>
+              <w:bottom w:w="25" w:type="dxa"/>
               <w:right w:w="115" w:type="dxa"/>
             </w:tcMar>
             <w:vAlign w:val="center"/>
@@ -2366,9 +2371,9 @@
           <w:tcPr>
             <w:tcW w:w="1575" w:type="dxa"/>
             <w:tcMar>
-              <w:top w:w="70" w:type="dxa"/>
-              <w:left w:w="115" w:type="dxa"/>
-              <w:bottom w:w="70" w:type="dxa"/>
+              <w:top w:w="25" w:type="dxa"/>
+              <w:left w:w="115" w:type="dxa"/>
+              <w:bottom w:w="25" w:type="dxa"/>
               <w:right w:w="115" w:type="dxa"/>
             </w:tcMar>
             <w:vAlign w:val="center"/>
@@ -2389,9 +2394,9 @@
           <w:tcPr>
             <w:tcW w:w="3045" w:type="dxa"/>
             <w:tcMar>
-              <w:top w:w="70" w:type="dxa"/>
-              <w:left w:w="115" w:type="dxa"/>
-              <w:bottom w:w="70" w:type="dxa"/>
+              <w:top w:w="25" w:type="dxa"/>
+              <w:left w:w="115" w:type="dxa"/>
+              <w:bottom w:w="25" w:type="dxa"/>
               <w:right w:w="115" w:type="dxa"/>
             </w:tcMar>
             <w:vAlign w:val="center"/>
@@ -2411,9 +2416,9 @@
           <w:tcPr>
             <w:tcW w:w="1917" w:type="dxa"/>
             <w:tcMar>
-              <w:top w:w="70" w:type="dxa"/>
-              <w:left w:w="115" w:type="dxa"/>
-              <w:bottom w:w="70" w:type="dxa"/>
+              <w:top w:w="25" w:type="dxa"/>
+              <w:left w:w="115" w:type="dxa"/>
+              <w:bottom w:w="25" w:type="dxa"/>
               <w:right w:w="115" w:type="dxa"/>
             </w:tcMar>
             <w:vAlign w:val="center"/>
@@ -2434,9 +2439,9 @@
           <w:tcPr>
             <w:tcW w:w="2703" w:type="dxa"/>
             <w:tcMar>
-              <w:top w:w="70" w:type="dxa"/>
-              <w:left w:w="115" w:type="dxa"/>
-              <w:bottom w:w="70" w:type="dxa"/>
+              <w:top w:w="25" w:type="dxa"/>
+              <w:left w:w="115" w:type="dxa"/>
+              <w:bottom w:w="25" w:type="dxa"/>
               <w:right w:w="115" w:type="dxa"/>
             </w:tcMar>
             <w:vAlign w:val="center"/>
@@ -2459,9 +2464,9 @@
             <w:tcW w:w="1575" w:type="dxa"/>
             <w:shd w:val="clear" w:color="auto" w:fill="FBF7F7"/>
             <w:tcMar>
-              <w:top w:w="70" w:type="dxa"/>
-              <w:left w:w="115" w:type="dxa"/>
-              <w:bottom w:w="70" w:type="dxa"/>
+              <w:top w:w="25" w:type="dxa"/>
+              <w:left w:w="115" w:type="dxa"/>
+              <w:bottom w:w="25" w:type="dxa"/>
               <w:right w:w="115" w:type="dxa"/>
             </w:tcMar>
             <w:vAlign w:val="center"/>
@@ -2483,7 +2488,7 @@
             <w:tcW w:w="3045" w:type="dxa"/>
             <w:shd w:val="clear" w:color="auto" w:fill="FBF7F7"/>
             <w:tcMar>
-              <w:top w:w="70" w:type="dxa"/>
+              <w:top w:w="25" w:type="dxa"/>
               <w:left w:w="115" w:type="dxa"/>
               <w:bottom w:w="70" w:type="dxa"/>
               <w:right w:w="115" w:type="dxa"/>
